--- a/docs/POC_Evaluation.docx
+++ b/docs/POC_Evaluation.docx
@@ -371,6 +371,14 @@
         <w:pStyle w:val="ListBullet"/>
       </w:pPr>
       <w:r>
+        <w:t>All 500 children from the Kaggle dataset passed end-to-end (100% pass rate)</w:t>
+      </w:r>
+    </w:p>
+    <w:p>
+      <w:pPr>
+        <w:pStyle w:val="ListBullet"/>
+      </w:pPr>
+      <w:r>
         <w:t>All 10 business rules (BR-001 through BR-010) are enforced and verified</w:t>
       </w:r>
     </w:p>
@@ -387,7 +395,7 @@
         <w:pStyle w:val="ListBullet"/>
       </w:pPr>
       <w:r>
-        <w:t>End-to-end workflow completes in ~556ms (mock LLM) across 12 agents</w:t>
+        <w:t>End-to-end workflow completes in ~475ms per child (mock LLM) across 12 agents</w:t>
       </w:r>
     </w:p>
     <w:p>
@@ -403,7 +411,7 @@
         <w:pStyle w:val="ListBullet"/>
       </w:pPr>
       <w:r>
-        <w:t>Full audit trail with SHA-256 input/output hashes for every agent execution</w:t>
+        <w:t>Full audit trail with SHA-256 input/output hashes — 15 events per child</w:t>
       </w:r>
     </w:p>
     <w:p>
@@ -411,15 +419,7 @@
         <w:pStyle w:val="ListBullet"/>
       </w:pPr>
       <w:r>
-        <w:t>Mock LLM fallback enables full workflow testing without API costs</w:t>
-      </w:r>
-    </w:p>
-    <w:p>
-      <w:pPr>
-        <w:pStyle w:val="ListBullet"/>
-      </w:pPr>
-      <w:r>
-        <w:t>Synthetic dataset of 500 children (22K+ records) available for validation</w:t>
+        <w:t>Pipeline tested across 3 support levels, 7 domains, 4 age groups, 20 languages</w:t>
       </w:r>
     </w:p>
     <w:p/>
@@ -9527,14 +9527,2629 @@
     </w:tbl>
     <w:p/>
     <w:p>
+      <w:pPr>
+        <w:pStyle w:val="Heading2"/>
+      </w:pPr>
+      <w:r>
+        <w:t>Kaggle Dataset Validation Results</w:t>
+      </w:r>
+    </w:p>
+    <w:p>
+      <w:r>
+        <w:t>All 500 children from the synthetic dataset were run through the live workflow (case creation, consent, 12-agent pipeline, plan generation, clinician review). Results were collected automatically via the validation script.</w:t>
+      </w:r>
+    </w:p>
+    <w:p>
+      <w:r>
+        <w:rPr>
+          <w:b/>
+          <w:color w:val="1E8232"/>
+          <w:sz w:val="22"/>
+        </w:rPr>
+        <w:t>Result: 500 / 500 children processed successfully (100% pass rate)</w:t>
+      </w:r>
+    </w:p>
+    <w:p/>
+    <w:tbl>
+      <w:tblPr>
+        <w:tblW w:type="auto" w:w="0"/>
+        <w:jc w:val="left"/>
+        <w:tblLook w:firstColumn="1" w:firstRow="1" w:lastColumn="0" w:lastRow="0" w:noHBand="0" w:noVBand="1" w:val="04A0"/>
+        <w:tblBorders>
+          <w:top w:val="single" w:sz="4" w:space="0" w:color="BFBFBF"/>
+          <w:left w:val="single" w:sz="4" w:space="0" w:color="BFBFBF"/>
+          <w:bottom w:val="single" w:sz="4" w:space="0" w:color="BFBFBF"/>
+          <w:right w:val="single" w:sz="4" w:space="0" w:color="BFBFBF"/>
+          <w:insideH w:val="single" w:sz="4" w:space="0" w:color="BFBFBF"/>
+          <w:insideV w:val="single" w:sz="4" w:space="0" w:color="BFBFBF"/>
+        </w:tblBorders>
+      </w:tblPr>
+      <w:tblGrid>
+        <w:gridCol w:w="4320"/>
+        <w:gridCol w:w="4320"/>
+      </w:tblGrid>
+      <w:tr>
+        <w:tc>
+          <w:tcPr>
+            <w:tcW w:type="dxa" w:w="2835"/>
+            <w:shd w:fill="1A5276" w:val="clear"/>
+          </w:tcPr>
+          <w:p>
+            <w:pPr>
+              <w:jc w:val="left"/>
+            </w:pPr>
+            <w:r>
+              <w:rPr>
+                <w:b/>
+                <w:color w:val="FFFFFF"/>
+                <w:sz w:val="18"/>
+              </w:rPr>
+              <w:t>Metric</w:t>
+            </w:r>
+          </w:p>
+        </w:tc>
+        <w:tc>
+          <w:tcPr>
+            <w:tcW w:type="dxa" w:w="5669"/>
+            <w:shd w:fill="1A5276" w:val="clear"/>
+          </w:tcPr>
+          <w:p>
+            <w:pPr>
+              <w:jc w:val="left"/>
+            </w:pPr>
+            <w:r>
+              <w:rPr>
+                <w:b/>
+                <w:color w:val="FFFFFF"/>
+                <w:sz w:val="18"/>
+              </w:rPr>
+              <w:t>Value</w:t>
+            </w:r>
+          </w:p>
+        </w:tc>
+      </w:tr>
+      <w:tr>
+        <w:tc>
+          <w:tcPr>
+            <w:tcW w:type="dxa" w:w="2835"/>
+          </w:tcPr>
+          <w:p>
+            <w:pPr/>
+            <w:r>
+              <w:rPr>
+                <w:sz w:val="18"/>
+              </w:rPr>
+              <w:t>Total children processed</w:t>
+            </w:r>
+          </w:p>
+        </w:tc>
+        <w:tc>
+          <w:tcPr>
+            <w:tcW w:type="dxa" w:w="5669"/>
+          </w:tcPr>
+          <w:p>
+            <w:pPr/>
+            <w:r>
+              <w:rPr>
+                <w:sz w:val="18"/>
+              </w:rPr>
+              <w:t>500</w:t>
+            </w:r>
+          </w:p>
+        </w:tc>
+      </w:tr>
+      <w:tr>
+        <w:tc>
+          <w:tcPr>
+            <w:tcW w:type="dxa" w:w="2835"/>
+            <w:shd w:fill="F2F7FB" w:val="clear"/>
+          </w:tcPr>
+          <w:p>
+            <w:pPr/>
+            <w:r>
+              <w:rPr>
+                <w:sz w:val="18"/>
+              </w:rPr>
+              <w:t>Workflow PASSED (plan generated)</w:t>
+            </w:r>
+          </w:p>
+        </w:tc>
+        <w:tc>
+          <w:tcPr>
+            <w:tcW w:type="dxa" w:w="5669"/>
+            <w:shd w:fill="F2F7FB" w:val="clear"/>
+          </w:tcPr>
+          <w:p>
+            <w:pPr/>
+            <w:r>
+              <w:rPr>
+                <w:sz w:val="18"/>
+              </w:rPr>
+              <w:t>500 (100.0%)</w:t>
+            </w:r>
+          </w:p>
+        </w:tc>
+      </w:tr>
+      <w:tr>
+        <w:tc>
+          <w:tcPr>
+            <w:tcW w:type="dxa" w:w="2835"/>
+          </w:tcPr>
+          <w:p>
+            <w:pPr/>
+            <w:r>
+              <w:rPr>
+                <w:sz w:val="18"/>
+              </w:rPr>
+              <w:t>Workflow ABSTAINED</w:t>
+            </w:r>
+          </w:p>
+        </w:tc>
+        <w:tc>
+          <w:tcPr>
+            <w:tcW w:type="dxa" w:w="5669"/>
+          </w:tcPr>
+          <w:p>
+            <w:pPr/>
+            <w:r>
+              <w:rPr>
+                <w:sz w:val="18"/>
+              </w:rPr>
+              <w:t>0</w:t>
+            </w:r>
+          </w:p>
+        </w:tc>
+      </w:tr>
+      <w:tr>
+        <w:tc>
+          <w:tcPr>
+            <w:tcW w:type="dxa" w:w="2835"/>
+            <w:shd w:fill="F2F7FB" w:val="clear"/>
+          </w:tcPr>
+          <w:p>
+            <w:pPr/>
+            <w:r>
+              <w:rPr>
+                <w:sz w:val="18"/>
+              </w:rPr>
+              <w:t>Workflow ERRORED</w:t>
+            </w:r>
+          </w:p>
+        </w:tc>
+        <w:tc>
+          <w:tcPr>
+            <w:tcW w:type="dxa" w:w="5669"/>
+            <w:shd w:fill="F2F7FB" w:val="clear"/>
+          </w:tcPr>
+          <w:p>
+            <w:pPr/>
+            <w:r>
+              <w:rPr>
+                <w:sz w:val="18"/>
+              </w:rPr>
+              <w:t>0</w:t>
+            </w:r>
+          </w:p>
+        </w:tc>
+      </w:tr>
+      <w:tr>
+        <w:tc>
+          <w:tcPr>
+            <w:tcW w:type="dxa" w:w="2835"/>
+          </w:tcPr>
+          <w:p>
+            <w:pPr/>
+            <w:r>
+              <w:rPr>
+                <w:sz w:val="18"/>
+              </w:rPr>
+              <w:t>All required fields present</w:t>
+            </w:r>
+          </w:p>
+        </w:tc>
+        <w:tc>
+          <w:tcPr>
+            <w:tcW w:type="dxa" w:w="5669"/>
+          </w:tcPr>
+          <w:p>
+            <w:pPr/>
+            <w:r>
+              <w:rPr>
+                <w:sz w:val="18"/>
+              </w:rPr>
+              <w:t>500 / 500</w:t>
+            </w:r>
+          </w:p>
+        </w:tc>
+      </w:tr>
+      <w:tr>
+        <w:tc>
+          <w:tcPr>
+            <w:tcW w:type="dxa" w:w="2835"/>
+            <w:shd w:fill="F2F7FB" w:val="clear"/>
+          </w:tcPr>
+          <w:p>
+            <w:pPr/>
+            <w:r>
+              <w:rPr>
+                <w:sz w:val="18"/>
+              </w:rPr>
+              <w:t>Clinician reviews completed</w:t>
+            </w:r>
+          </w:p>
+        </w:tc>
+        <w:tc>
+          <w:tcPr>
+            <w:tcW w:type="dxa" w:w="5669"/>
+            <w:shd w:fill="F2F7FB" w:val="clear"/>
+          </w:tcPr>
+          <w:p>
+            <w:pPr/>
+            <w:r>
+              <w:rPr>
+                <w:sz w:val="18"/>
+              </w:rPr>
+              <w:t>500</w:t>
+            </w:r>
+          </w:p>
+        </w:tc>
+      </w:tr>
+      <w:tr>
+        <w:tc>
+          <w:tcPr>
+            <w:tcW w:type="dxa" w:w="2835"/>
+          </w:tcPr>
+          <w:p>
+            <w:pPr/>
+            <w:r>
+              <w:rPr>
+                <w:sz w:val="18"/>
+              </w:rPr>
+              <w:t>Avg guidelines per plan</w:t>
+            </w:r>
+          </w:p>
+        </w:tc>
+        <w:tc>
+          <w:tcPr>
+            <w:tcW w:type="dxa" w:w="5669"/>
+          </w:tcPr>
+          <w:p>
+            <w:pPr/>
+            <w:r>
+              <w:rPr>
+                <w:sz w:val="18"/>
+              </w:rPr>
+              <w:t>1.0 (mock LLM)</w:t>
+            </w:r>
+          </w:p>
+        </w:tc>
+      </w:tr>
+      <w:tr>
+        <w:tc>
+          <w:tcPr>
+            <w:tcW w:type="dxa" w:w="2835"/>
+            <w:shd w:fill="F2F7FB" w:val="clear"/>
+          </w:tcPr>
+          <w:p>
+            <w:pPr/>
+            <w:r>
+              <w:rPr>
+                <w:sz w:val="18"/>
+              </w:rPr>
+              <w:t>Avg SMART goals per plan</w:t>
+            </w:r>
+          </w:p>
+        </w:tc>
+        <w:tc>
+          <w:tcPr>
+            <w:tcW w:type="dxa" w:w="5669"/>
+            <w:shd w:fill="F2F7FB" w:val="clear"/>
+          </w:tcPr>
+          <w:p>
+            <w:pPr/>
+            <w:r>
+              <w:rPr>
+                <w:sz w:val="18"/>
+              </w:rPr>
+              <w:t>1.0 (mock LLM)</w:t>
+            </w:r>
+          </w:p>
+        </w:tc>
+      </w:tr>
+      <w:tr>
+        <w:tc>
+          <w:tcPr>
+            <w:tcW w:type="dxa" w:w="2835"/>
+          </w:tcPr>
+          <w:p>
+            <w:pPr/>
+            <w:r>
+              <w:rPr>
+                <w:sz w:val="18"/>
+              </w:rPr>
+              <w:t>Avg milestones per plan</w:t>
+            </w:r>
+          </w:p>
+        </w:tc>
+        <w:tc>
+          <w:tcPr>
+            <w:tcW w:type="dxa" w:w="5669"/>
+          </w:tcPr>
+          <w:p>
+            <w:pPr/>
+            <w:r>
+              <w:rPr>
+                <w:sz w:val="18"/>
+              </w:rPr>
+              <w:t>1.0 (mock LLM)</w:t>
+            </w:r>
+          </w:p>
+        </w:tc>
+      </w:tr>
+      <w:tr>
+        <w:tc>
+          <w:tcPr>
+            <w:tcW w:type="dxa" w:w="2835"/>
+            <w:shd w:fill="F2F7FB" w:val="clear"/>
+          </w:tcPr>
+          <w:p>
+            <w:pPr/>
+            <w:r>
+              <w:rPr>
+                <w:sz w:val="18"/>
+              </w:rPr>
+              <w:t>Avg audit events per plan</w:t>
+            </w:r>
+          </w:p>
+        </w:tc>
+        <w:tc>
+          <w:tcPr>
+            <w:tcW w:type="dxa" w:w="5669"/>
+            <w:shd w:fill="F2F7FB" w:val="clear"/>
+          </w:tcPr>
+          <w:p>
+            <w:pPr/>
+            <w:r>
+              <w:rPr>
+                <w:sz w:val="18"/>
+              </w:rPr>
+              <w:t>15.0</w:t>
+            </w:r>
+          </w:p>
+        </w:tc>
+      </w:tr>
+      <w:tr>
+        <w:tc>
+          <w:tcPr>
+            <w:tcW w:type="dxa" w:w="2835"/>
+          </w:tcPr>
+          <w:p>
+            <w:pPr/>
+            <w:r>
+              <w:rPr>
+                <w:sz w:val="18"/>
+              </w:rPr>
+              <w:t>Total elapsed time</w:t>
+            </w:r>
+          </w:p>
+        </w:tc>
+        <w:tc>
+          <w:tcPr>
+            <w:tcW w:type="dxa" w:w="5669"/>
+          </w:tcPr>
+          <w:p>
+            <w:pPr/>
+            <w:r>
+              <w:rPr>
+                <w:sz w:val="18"/>
+              </w:rPr>
+              <w:t>237.3 seconds</w:t>
+            </w:r>
+          </w:p>
+        </w:tc>
+      </w:tr>
+      <w:tr>
+        <w:tc>
+          <w:tcPr>
+            <w:tcW w:type="dxa" w:w="2835"/>
+            <w:shd w:fill="F2F7FB" w:val="clear"/>
+          </w:tcPr>
+          <w:p>
+            <w:pPr/>
+            <w:r>
+              <w:rPr>
+                <w:sz w:val="18"/>
+              </w:rPr>
+              <w:t>Avg per child</w:t>
+            </w:r>
+          </w:p>
+        </w:tc>
+        <w:tc>
+          <w:tcPr>
+            <w:tcW w:type="dxa" w:w="5669"/>
+            <w:shd w:fill="F2F7FB" w:val="clear"/>
+          </w:tcPr>
+          <w:p>
+            <w:pPr/>
+            <w:r>
+              <w:rPr>
+                <w:sz w:val="18"/>
+              </w:rPr>
+              <w:t>475 ms</w:t>
+            </w:r>
+          </w:p>
+        </w:tc>
+      </w:tr>
+    </w:tbl>
+    <w:p/>
+    <w:p>
+      <w:pPr>
+        <w:pStyle w:val="Heading3"/>
+      </w:pPr>
+      <w:r>
+        <w:t>Pass Rate by ASD Support Level</w:t>
+      </w:r>
+    </w:p>
+    <w:tbl>
+      <w:tblPr>
+        <w:tblW w:type="auto" w:w="0"/>
+        <w:jc w:val="left"/>
+        <w:tblLook w:firstColumn="1" w:firstRow="1" w:lastColumn="0" w:lastRow="0" w:noHBand="0" w:noVBand="1" w:val="04A0"/>
+        <w:tblBorders>
+          <w:top w:val="single" w:sz="4" w:space="0" w:color="BFBFBF"/>
+          <w:left w:val="single" w:sz="4" w:space="0" w:color="BFBFBF"/>
+          <w:bottom w:val="single" w:sz="4" w:space="0" w:color="BFBFBF"/>
+          <w:right w:val="single" w:sz="4" w:space="0" w:color="BFBFBF"/>
+          <w:insideH w:val="single" w:sz="4" w:space="0" w:color="BFBFBF"/>
+          <w:insideV w:val="single" w:sz="4" w:space="0" w:color="BFBFBF"/>
+        </w:tblBorders>
+      </w:tblPr>
+      <w:tblGrid>
+        <w:gridCol w:w="2160"/>
+        <w:gridCol w:w="2160"/>
+        <w:gridCol w:w="2160"/>
+        <w:gridCol w:w="2160"/>
+      </w:tblGrid>
+      <w:tr>
+        <w:tc>
+          <w:tcPr>
+            <w:tcW w:type="dxa" w:w="3402"/>
+            <w:shd w:fill="1A5276" w:val="clear"/>
+          </w:tcPr>
+          <w:p>
+            <w:pPr>
+              <w:jc w:val="left"/>
+            </w:pPr>
+            <w:r>
+              <w:rPr>
+                <w:b/>
+                <w:color w:val="FFFFFF"/>
+                <w:sz w:val="18"/>
+              </w:rPr>
+              <w:t>Support Level</w:t>
+            </w:r>
+          </w:p>
+        </w:tc>
+        <w:tc>
+          <w:tcPr>
+            <w:tcW w:type="dxa" w:w="1134"/>
+            <w:shd w:fill="1A5276" w:val="clear"/>
+          </w:tcPr>
+          <w:p>
+            <w:pPr>
+              <w:jc w:val="left"/>
+            </w:pPr>
+            <w:r>
+              <w:rPr>
+                <w:b/>
+                <w:color w:val="FFFFFF"/>
+                <w:sz w:val="18"/>
+              </w:rPr>
+              <w:t>Total</w:t>
+            </w:r>
+          </w:p>
+        </w:tc>
+        <w:tc>
+          <w:tcPr>
+            <w:tcW w:type="dxa" w:w="1134"/>
+            <w:shd w:fill="1A5276" w:val="clear"/>
+          </w:tcPr>
+          <w:p>
+            <w:pPr>
+              <w:jc w:val="left"/>
+            </w:pPr>
+            <w:r>
+              <w:rPr>
+                <w:b/>
+                <w:color w:val="FFFFFF"/>
+                <w:sz w:val="18"/>
+              </w:rPr>
+              <w:t>Passed</w:t>
+            </w:r>
+          </w:p>
+        </w:tc>
+        <w:tc>
+          <w:tcPr>
+            <w:tcW w:type="dxa" w:w="1134"/>
+            <w:shd w:fill="1A5276" w:val="clear"/>
+          </w:tcPr>
+          <w:p>
+            <w:pPr>
+              <w:jc w:val="left"/>
+            </w:pPr>
+            <w:r>
+              <w:rPr>
+                <w:b/>
+                <w:color w:val="FFFFFF"/>
+                <w:sz w:val="18"/>
+              </w:rPr>
+              <w:t>Pass Rate</w:t>
+            </w:r>
+          </w:p>
+        </w:tc>
+      </w:tr>
+      <w:tr>
+        <w:tc>
+          <w:tcPr>
+            <w:tcW w:type="dxa" w:w="3402"/>
+          </w:tcPr>
+          <w:p>
+            <w:pPr/>
+            <w:r>
+              <w:rPr>
+                <w:sz w:val="18"/>
+              </w:rPr>
+              <w:t>Level 1 (Requiring Support)</w:t>
+            </w:r>
+          </w:p>
+        </w:tc>
+        <w:tc>
+          <w:tcPr>
+            <w:tcW w:type="dxa" w:w="1134"/>
+          </w:tcPr>
+          <w:p>
+            <w:pPr/>
+            <w:r>
+              <w:rPr>
+                <w:sz w:val="18"/>
+              </w:rPr>
+              <w:t>171</w:t>
+            </w:r>
+          </w:p>
+        </w:tc>
+        <w:tc>
+          <w:tcPr>
+            <w:tcW w:type="dxa" w:w="1134"/>
+          </w:tcPr>
+          <w:p>
+            <w:pPr/>
+            <w:r>
+              <w:rPr>
+                <w:sz w:val="18"/>
+              </w:rPr>
+              <w:t>171</w:t>
+            </w:r>
+          </w:p>
+        </w:tc>
+        <w:tc>
+          <w:tcPr>
+            <w:tcW w:type="dxa" w:w="1134"/>
+          </w:tcPr>
+          <w:p>
+            <w:pPr/>
+            <w:r>
+              <w:rPr>
+                <w:sz w:val="18"/>
+              </w:rPr>
+              <w:t>100.0%</w:t>
+            </w:r>
+          </w:p>
+        </w:tc>
+      </w:tr>
+      <w:tr>
+        <w:tc>
+          <w:tcPr>
+            <w:tcW w:type="dxa" w:w="3402"/>
+            <w:shd w:fill="F2F7FB" w:val="clear"/>
+          </w:tcPr>
+          <w:p>
+            <w:pPr/>
+            <w:r>
+              <w:rPr>
+                <w:sz w:val="18"/>
+              </w:rPr>
+              <w:t>Level 2 (Requiring Substantial Support)</w:t>
+            </w:r>
+          </w:p>
+        </w:tc>
+        <w:tc>
+          <w:tcPr>
+            <w:tcW w:type="dxa" w:w="1134"/>
+            <w:shd w:fill="F2F7FB" w:val="clear"/>
+          </w:tcPr>
+          <w:p>
+            <w:pPr/>
+            <w:r>
+              <w:rPr>
+                <w:sz w:val="18"/>
+              </w:rPr>
+              <w:t>201</w:t>
+            </w:r>
+          </w:p>
+        </w:tc>
+        <w:tc>
+          <w:tcPr>
+            <w:tcW w:type="dxa" w:w="1134"/>
+            <w:shd w:fill="F2F7FB" w:val="clear"/>
+          </w:tcPr>
+          <w:p>
+            <w:pPr/>
+            <w:r>
+              <w:rPr>
+                <w:sz w:val="18"/>
+              </w:rPr>
+              <w:t>201</w:t>
+            </w:r>
+          </w:p>
+        </w:tc>
+        <w:tc>
+          <w:tcPr>
+            <w:tcW w:type="dxa" w:w="1134"/>
+            <w:shd w:fill="F2F7FB" w:val="clear"/>
+          </w:tcPr>
+          <w:p>
+            <w:pPr/>
+            <w:r>
+              <w:rPr>
+                <w:sz w:val="18"/>
+              </w:rPr>
+              <w:t>100.0%</w:t>
+            </w:r>
+          </w:p>
+        </w:tc>
+      </w:tr>
+      <w:tr>
+        <w:tc>
+          <w:tcPr>
+            <w:tcW w:type="dxa" w:w="3402"/>
+          </w:tcPr>
+          <w:p>
+            <w:pPr/>
+            <w:r>
+              <w:rPr>
+                <w:sz w:val="18"/>
+              </w:rPr>
+              <w:t>Level 3 (Requiring Very Substantial Support)</w:t>
+            </w:r>
+          </w:p>
+        </w:tc>
+        <w:tc>
+          <w:tcPr>
+            <w:tcW w:type="dxa" w:w="1134"/>
+          </w:tcPr>
+          <w:p>
+            <w:pPr/>
+            <w:r>
+              <w:rPr>
+                <w:sz w:val="18"/>
+              </w:rPr>
+              <w:t>128</w:t>
+            </w:r>
+          </w:p>
+        </w:tc>
+        <w:tc>
+          <w:tcPr>
+            <w:tcW w:type="dxa" w:w="1134"/>
+          </w:tcPr>
+          <w:p>
+            <w:pPr/>
+            <w:r>
+              <w:rPr>
+                <w:sz w:val="18"/>
+              </w:rPr>
+              <w:t>128</w:t>
+            </w:r>
+          </w:p>
+        </w:tc>
+        <w:tc>
+          <w:tcPr>
+            <w:tcW w:type="dxa" w:w="1134"/>
+          </w:tcPr>
+          <w:p>
+            <w:pPr/>
+            <w:r>
+              <w:rPr>
+                <w:sz w:val="18"/>
+              </w:rPr>
+              <w:t>100.0%</w:t>
+            </w:r>
+          </w:p>
+        </w:tc>
+      </w:tr>
+    </w:tbl>
+    <w:p/>
+    <w:p>
+      <w:pPr>
+        <w:pStyle w:val="Heading3"/>
+      </w:pPr>
+      <w:r>
+        <w:t>Pass Rate by Primary Developmental Domain</w:t>
+      </w:r>
+    </w:p>
+    <w:tbl>
+      <w:tblPr>
+        <w:tblW w:type="auto" w:w="0"/>
+        <w:jc w:val="left"/>
+        <w:tblLook w:firstColumn="1" w:firstRow="1" w:lastColumn="0" w:lastRow="0" w:noHBand="0" w:noVBand="1" w:val="04A0"/>
+        <w:tblBorders>
+          <w:top w:val="single" w:sz="4" w:space="0" w:color="BFBFBF"/>
+          <w:left w:val="single" w:sz="4" w:space="0" w:color="BFBFBF"/>
+          <w:bottom w:val="single" w:sz="4" w:space="0" w:color="BFBFBF"/>
+          <w:right w:val="single" w:sz="4" w:space="0" w:color="BFBFBF"/>
+          <w:insideH w:val="single" w:sz="4" w:space="0" w:color="BFBFBF"/>
+          <w:insideV w:val="single" w:sz="4" w:space="0" w:color="BFBFBF"/>
+        </w:tblBorders>
+      </w:tblPr>
+      <w:tblGrid>
+        <w:gridCol w:w="2160"/>
+        <w:gridCol w:w="2160"/>
+        <w:gridCol w:w="2160"/>
+        <w:gridCol w:w="2160"/>
+      </w:tblGrid>
+      <w:tr>
+        <w:tc>
+          <w:tcPr>
+            <w:tcW w:type="dxa" w:w="2835"/>
+            <w:shd w:fill="1A5276" w:val="clear"/>
+          </w:tcPr>
+          <w:p>
+            <w:pPr>
+              <w:jc w:val="left"/>
+            </w:pPr>
+            <w:r>
+              <w:rPr>
+                <w:b/>
+                <w:color w:val="FFFFFF"/>
+                <w:sz w:val="18"/>
+              </w:rPr>
+              <w:t>Primary Domain</w:t>
+            </w:r>
+          </w:p>
+        </w:tc>
+        <w:tc>
+          <w:tcPr>
+            <w:tcW w:type="dxa" w:w="1134"/>
+            <w:shd w:fill="1A5276" w:val="clear"/>
+          </w:tcPr>
+          <w:p>
+            <w:pPr>
+              <w:jc w:val="left"/>
+            </w:pPr>
+            <w:r>
+              <w:rPr>
+                <w:b/>
+                <w:color w:val="FFFFFF"/>
+                <w:sz w:val="18"/>
+              </w:rPr>
+              <w:t>Total</w:t>
+            </w:r>
+          </w:p>
+        </w:tc>
+        <w:tc>
+          <w:tcPr>
+            <w:tcW w:type="dxa" w:w="1134"/>
+            <w:shd w:fill="1A5276" w:val="clear"/>
+          </w:tcPr>
+          <w:p>
+            <w:pPr>
+              <w:jc w:val="left"/>
+            </w:pPr>
+            <w:r>
+              <w:rPr>
+                <w:b/>
+                <w:color w:val="FFFFFF"/>
+                <w:sz w:val="18"/>
+              </w:rPr>
+              <w:t>Passed</w:t>
+            </w:r>
+          </w:p>
+        </w:tc>
+        <w:tc>
+          <w:tcPr>
+            <w:tcW w:type="dxa" w:w="1134"/>
+            <w:shd w:fill="1A5276" w:val="clear"/>
+          </w:tcPr>
+          <w:p>
+            <w:pPr>
+              <w:jc w:val="left"/>
+            </w:pPr>
+            <w:r>
+              <w:rPr>
+                <w:b/>
+                <w:color w:val="FFFFFF"/>
+                <w:sz w:val="18"/>
+              </w:rPr>
+              <w:t>Pass Rate</w:t>
+            </w:r>
+          </w:p>
+        </w:tc>
+      </w:tr>
+      <w:tr>
+        <w:tc>
+          <w:tcPr>
+            <w:tcW w:type="dxa" w:w="2835"/>
+          </w:tcPr>
+          <w:p>
+            <w:pPr/>
+            <w:r>
+              <w:rPr>
+                <w:sz w:val="18"/>
+              </w:rPr>
+              <w:t>Behavior Regulation</w:t>
+            </w:r>
+          </w:p>
+        </w:tc>
+        <w:tc>
+          <w:tcPr>
+            <w:tcW w:type="dxa" w:w="1134"/>
+          </w:tcPr>
+          <w:p>
+            <w:pPr/>
+            <w:r>
+              <w:rPr>
+                <w:sz w:val="18"/>
+              </w:rPr>
+              <w:t>87</w:t>
+            </w:r>
+          </w:p>
+        </w:tc>
+        <w:tc>
+          <w:tcPr>
+            <w:tcW w:type="dxa" w:w="1134"/>
+          </w:tcPr>
+          <w:p>
+            <w:pPr/>
+            <w:r>
+              <w:rPr>
+                <w:sz w:val="18"/>
+              </w:rPr>
+              <w:t>87</w:t>
+            </w:r>
+          </w:p>
+        </w:tc>
+        <w:tc>
+          <w:tcPr>
+            <w:tcW w:type="dxa" w:w="1134"/>
+          </w:tcPr>
+          <w:p>
+            <w:pPr/>
+            <w:r>
+              <w:rPr>
+                <w:sz w:val="18"/>
+              </w:rPr>
+              <w:t>100.0%</w:t>
+            </w:r>
+          </w:p>
+        </w:tc>
+      </w:tr>
+      <w:tr>
+        <w:tc>
+          <w:tcPr>
+            <w:tcW w:type="dxa" w:w="2835"/>
+            <w:shd w:fill="F2F7FB" w:val="clear"/>
+          </w:tcPr>
+          <w:p>
+            <w:pPr/>
+            <w:r>
+              <w:rPr>
+                <w:sz w:val="18"/>
+              </w:rPr>
+              <w:t>Cognitive / Academic</w:t>
+            </w:r>
+          </w:p>
+        </w:tc>
+        <w:tc>
+          <w:tcPr>
+            <w:tcW w:type="dxa" w:w="1134"/>
+            <w:shd w:fill="F2F7FB" w:val="clear"/>
+          </w:tcPr>
+          <w:p>
+            <w:pPr/>
+            <w:r>
+              <w:rPr>
+                <w:sz w:val="18"/>
+              </w:rPr>
+              <w:t>75</w:t>
+            </w:r>
+          </w:p>
+        </w:tc>
+        <w:tc>
+          <w:tcPr>
+            <w:tcW w:type="dxa" w:w="1134"/>
+            <w:shd w:fill="F2F7FB" w:val="clear"/>
+          </w:tcPr>
+          <w:p>
+            <w:pPr/>
+            <w:r>
+              <w:rPr>
+                <w:sz w:val="18"/>
+              </w:rPr>
+              <w:t>75</w:t>
+            </w:r>
+          </w:p>
+        </w:tc>
+        <w:tc>
+          <w:tcPr>
+            <w:tcW w:type="dxa" w:w="1134"/>
+            <w:shd w:fill="F2F7FB" w:val="clear"/>
+          </w:tcPr>
+          <w:p>
+            <w:pPr/>
+            <w:r>
+              <w:rPr>
+                <w:sz w:val="18"/>
+              </w:rPr>
+              <w:t>100.0%</w:t>
+            </w:r>
+          </w:p>
+        </w:tc>
+      </w:tr>
+      <w:tr>
+        <w:tc>
+          <w:tcPr>
+            <w:tcW w:type="dxa" w:w="2835"/>
+          </w:tcPr>
+          <w:p>
+            <w:pPr/>
+            <w:r>
+              <w:rPr>
+                <w:sz w:val="18"/>
+              </w:rPr>
+              <w:t>Communication</w:t>
+            </w:r>
+          </w:p>
+        </w:tc>
+        <w:tc>
+          <w:tcPr>
+            <w:tcW w:type="dxa" w:w="1134"/>
+          </w:tcPr>
+          <w:p>
+            <w:pPr/>
+            <w:r>
+              <w:rPr>
+                <w:sz w:val="18"/>
+              </w:rPr>
+              <w:t>74</w:t>
+            </w:r>
+          </w:p>
+        </w:tc>
+        <w:tc>
+          <w:tcPr>
+            <w:tcW w:type="dxa" w:w="1134"/>
+          </w:tcPr>
+          <w:p>
+            <w:pPr/>
+            <w:r>
+              <w:rPr>
+                <w:sz w:val="18"/>
+              </w:rPr>
+              <w:t>74</w:t>
+            </w:r>
+          </w:p>
+        </w:tc>
+        <w:tc>
+          <w:tcPr>
+            <w:tcW w:type="dxa" w:w="1134"/>
+          </w:tcPr>
+          <w:p>
+            <w:pPr/>
+            <w:r>
+              <w:rPr>
+                <w:sz w:val="18"/>
+              </w:rPr>
+              <w:t>100.0%</w:t>
+            </w:r>
+          </w:p>
+        </w:tc>
+      </w:tr>
+      <w:tr>
+        <w:tc>
+          <w:tcPr>
+            <w:tcW w:type="dxa" w:w="2835"/>
+            <w:shd w:fill="F2F7FB" w:val="clear"/>
+          </w:tcPr>
+          <w:p>
+            <w:pPr/>
+            <w:r>
+              <w:rPr>
+                <w:sz w:val="18"/>
+              </w:rPr>
+              <w:t>Adaptive Skills</w:t>
+            </w:r>
+          </w:p>
+        </w:tc>
+        <w:tc>
+          <w:tcPr>
+            <w:tcW w:type="dxa" w:w="1134"/>
+            <w:shd w:fill="F2F7FB" w:val="clear"/>
+          </w:tcPr>
+          <w:p>
+            <w:pPr/>
+            <w:r>
+              <w:rPr>
+                <w:sz w:val="18"/>
+              </w:rPr>
+              <w:t>72</w:t>
+            </w:r>
+          </w:p>
+        </w:tc>
+        <w:tc>
+          <w:tcPr>
+            <w:tcW w:type="dxa" w:w="1134"/>
+            <w:shd w:fill="F2F7FB" w:val="clear"/>
+          </w:tcPr>
+          <w:p>
+            <w:pPr/>
+            <w:r>
+              <w:rPr>
+                <w:sz w:val="18"/>
+              </w:rPr>
+              <w:t>72</w:t>
+            </w:r>
+          </w:p>
+        </w:tc>
+        <w:tc>
+          <w:tcPr>
+            <w:tcW w:type="dxa" w:w="1134"/>
+            <w:shd w:fill="F2F7FB" w:val="clear"/>
+          </w:tcPr>
+          <w:p>
+            <w:pPr/>
+            <w:r>
+              <w:rPr>
+                <w:sz w:val="18"/>
+              </w:rPr>
+              <w:t>100.0%</w:t>
+            </w:r>
+          </w:p>
+        </w:tc>
+      </w:tr>
+      <w:tr>
+        <w:tc>
+          <w:tcPr>
+            <w:tcW w:type="dxa" w:w="2835"/>
+          </w:tcPr>
+          <w:p>
+            <w:pPr/>
+            <w:r>
+              <w:rPr>
+                <w:sz w:val="18"/>
+              </w:rPr>
+              <w:t>Social Interaction</w:t>
+            </w:r>
+          </w:p>
+        </w:tc>
+        <w:tc>
+          <w:tcPr>
+            <w:tcW w:type="dxa" w:w="1134"/>
+          </w:tcPr>
+          <w:p>
+            <w:pPr/>
+            <w:r>
+              <w:rPr>
+                <w:sz w:val="18"/>
+              </w:rPr>
+              <w:t>71</w:t>
+            </w:r>
+          </w:p>
+        </w:tc>
+        <w:tc>
+          <w:tcPr>
+            <w:tcW w:type="dxa" w:w="1134"/>
+          </w:tcPr>
+          <w:p>
+            <w:pPr/>
+            <w:r>
+              <w:rPr>
+                <w:sz w:val="18"/>
+              </w:rPr>
+              <w:t>71</w:t>
+            </w:r>
+          </w:p>
+        </w:tc>
+        <w:tc>
+          <w:tcPr>
+            <w:tcW w:type="dxa" w:w="1134"/>
+          </w:tcPr>
+          <w:p>
+            <w:pPr/>
+            <w:r>
+              <w:rPr>
+                <w:sz w:val="18"/>
+              </w:rPr>
+              <w:t>100.0%</w:t>
+            </w:r>
+          </w:p>
+        </w:tc>
+      </w:tr>
+      <w:tr>
+        <w:tc>
+          <w:tcPr>
+            <w:tcW w:type="dxa" w:w="2835"/>
+            <w:shd w:fill="F2F7FB" w:val="clear"/>
+          </w:tcPr>
+          <w:p>
+            <w:pPr/>
+            <w:r>
+              <w:rPr>
+                <w:sz w:val="18"/>
+              </w:rPr>
+              <w:t>Sensory Processing</w:t>
+            </w:r>
+          </w:p>
+        </w:tc>
+        <w:tc>
+          <w:tcPr>
+            <w:tcW w:type="dxa" w:w="1134"/>
+            <w:shd w:fill="F2F7FB" w:val="clear"/>
+          </w:tcPr>
+          <w:p>
+            <w:pPr/>
+            <w:r>
+              <w:rPr>
+                <w:sz w:val="18"/>
+              </w:rPr>
+              <w:t>66</w:t>
+            </w:r>
+          </w:p>
+        </w:tc>
+        <w:tc>
+          <w:tcPr>
+            <w:tcW w:type="dxa" w:w="1134"/>
+            <w:shd w:fill="F2F7FB" w:val="clear"/>
+          </w:tcPr>
+          <w:p>
+            <w:pPr/>
+            <w:r>
+              <w:rPr>
+                <w:sz w:val="18"/>
+              </w:rPr>
+              <w:t>66</w:t>
+            </w:r>
+          </w:p>
+        </w:tc>
+        <w:tc>
+          <w:tcPr>
+            <w:tcW w:type="dxa" w:w="1134"/>
+            <w:shd w:fill="F2F7FB" w:val="clear"/>
+          </w:tcPr>
+          <w:p>
+            <w:pPr/>
+            <w:r>
+              <w:rPr>
+                <w:sz w:val="18"/>
+              </w:rPr>
+              <w:t>100.0%</w:t>
+            </w:r>
+          </w:p>
+        </w:tc>
+      </w:tr>
+      <w:tr>
+        <w:tc>
+          <w:tcPr>
+            <w:tcW w:type="dxa" w:w="2835"/>
+          </w:tcPr>
+          <w:p>
+            <w:pPr/>
+            <w:r>
+              <w:rPr>
+                <w:sz w:val="18"/>
+              </w:rPr>
+              <w:t>Motor Skills</w:t>
+            </w:r>
+          </w:p>
+        </w:tc>
+        <w:tc>
+          <w:tcPr>
+            <w:tcW w:type="dxa" w:w="1134"/>
+          </w:tcPr>
+          <w:p>
+            <w:pPr/>
+            <w:r>
+              <w:rPr>
+                <w:sz w:val="18"/>
+              </w:rPr>
+              <w:t>55</w:t>
+            </w:r>
+          </w:p>
+        </w:tc>
+        <w:tc>
+          <w:tcPr>
+            <w:tcW w:type="dxa" w:w="1134"/>
+          </w:tcPr>
+          <w:p>
+            <w:pPr/>
+            <w:r>
+              <w:rPr>
+                <w:sz w:val="18"/>
+              </w:rPr>
+              <w:t>55</w:t>
+            </w:r>
+          </w:p>
+        </w:tc>
+        <w:tc>
+          <w:tcPr>
+            <w:tcW w:type="dxa" w:w="1134"/>
+          </w:tcPr>
+          <w:p>
+            <w:pPr/>
+            <w:r>
+              <w:rPr>
+                <w:sz w:val="18"/>
+              </w:rPr>
+              <w:t>100.0%</w:t>
+            </w:r>
+          </w:p>
+        </w:tc>
+      </w:tr>
+    </w:tbl>
+    <w:p/>
+    <w:p>
+      <w:pPr>
+        <w:pStyle w:val="Heading3"/>
+      </w:pPr>
+      <w:r>
+        <w:t>Pass Rate by Age Group</w:t>
+      </w:r>
+    </w:p>
+    <w:tbl>
+      <w:tblPr>
+        <w:tblW w:type="auto" w:w="0"/>
+        <w:jc w:val="left"/>
+        <w:tblLook w:firstColumn="1" w:firstRow="1" w:lastColumn="0" w:lastRow="0" w:noHBand="0" w:noVBand="1" w:val="04A0"/>
+        <w:tblBorders>
+          <w:top w:val="single" w:sz="4" w:space="0" w:color="BFBFBF"/>
+          <w:left w:val="single" w:sz="4" w:space="0" w:color="BFBFBF"/>
+          <w:bottom w:val="single" w:sz="4" w:space="0" w:color="BFBFBF"/>
+          <w:right w:val="single" w:sz="4" w:space="0" w:color="BFBFBF"/>
+          <w:insideH w:val="single" w:sz="4" w:space="0" w:color="BFBFBF"/>
+          <w:insideV w:val="single" w:sz="4" w:space="0" w:color="BFBFBF"/>
+        </w:tblBorders>
+      </w:tblPr>
+      <w:tblGrid>
+        <w:gridCol w:w="2160"/>
+        <w:gridCol w:w="2160"/>
+        <w:gridCol w:w="2160"/>
+        <w:gridCol w:w="2160"/>
+      </w:tblGrid>
+      <w:tr>
+        <w:tc>
+          <w:tcPr>
+            <w:tcW w:type="dxa" w:w="2268"/>
+            <w:shd w:fill="1A5276" w:val="clear"/>
+          </w:tcPr>
+          <w:p>
+            <w:pPr>
+              <w:jc w:val="left"/>
+            </w:pPr>
+            <w:r>
+              <w:rPr>
+                <w:b/>
+                <w:color w:val="FFFFFF"/>
+                <w:sz w:val="18"/>
+              </w:rPr>
+              <w:t>Age Group</w:t>
+            </w:r>
+          </w:p>
+        </w:tc>
+        <w:tc>
+          <w:tcPr>
+            <w:tcW w:type="dxa" w:w="1134"/>
+            <w:shd w:fill="1A5276" w:val="clear"/>
+          </w:tcPr>
+          <w:p>
+            <w:pPr>
+              <w:jc w:val="left"/>
+            </w:pPr>
+            <w:r>
+              <w:rPr>
+                <w:b/>
+                <w:color w:val="FFFFFF"/>
+                <w:sz w:val="18"/>
+              </w:rPr>
+              <w:t>Total</w:t>
+            </w:r>
+          </w:p>
+        </w:tc>
+        <w:tc>
+          <w:tcPr>
+            <w:tcW w:type="dxa" w:w="1134"/>
+            <w:shd w:fill="1A5276" w:val="clear"/>
+          </w:tcPr>
+          <w:p>
+            <w:pPr>
+              <w:jc w:val="left"/>
+            </w:pPr>
+            <w:r>
+              <w:rPr>
+                <w:b/>
+                <w:color w:val="FFFFFF"/>
+                <w:sz w:val="18"/>
+              </w:rPr>
+              <w:t>Passed</w:t>
+            </w:r>
+          </w:p>
+        </w:tc>
+        <w:tc>
+          <w:tcPr>
+            <w:tcW w:type="dxa" w:w="1134"/>
+            <w:shd w:fill="1A5276" w:val="clear"/>
+          </w:tcPr>
+          <w:p>
+            <w:pPr>
+              <w:jc w:val="left"/>
+            </w:pPr>
+            <w:r>
+              <w:rPr>
+                <w:b/>
+                <w:color w:val="FFFFFF"/>
+                <w:sz w:val="18"/>
+              </w:rPr>
+              <w:t>Pass Rate</w:t>
+            </w:r>
+          </w:p>
+        </w:tc>
+      </w:tr>
+      <w:tr>
+        <w:tc>
+          <w:tcPr>
+            <w:tcW w:type="dxa" w:w="2268"/>
+          </w:tcPr>
+          <w:p>
+            <w:pPr/>
+            <w:r>
+              <w:rPr>
+                <w:sz w:val="18"/>
+              </w:rPr>
+              <w:t>2–3 years</w:t>
+            </w:r>
+          </w:p>
+        </w:tc>
+        <w:tc>
+          <w:tcPr>
+            <w:tcW w:type="dxa" w:w="1134"/>
+          </w:tcPr>
+          <w:p>
+            <w:pPr/>
+            <w:r>
+              <w:rPr>
+                <w:sz w:val="18"/>
+              </w:rPr>
+              <w:t>146</w:t>
+            </w:r>
+          </w:p>
+        </w:tc>
+        <w:tc>
+          <w:tcPr>
+            <w:tcW w:type="dxa" w:w="1134"/>
+          </w:tcPr>
+          <w:p>
+            <w:pPr/>
+            <w:r>
+              <w:rPr>
+                <w:sz w:val="18"/>
+              </w:rPr>
+              <w:t>146</w:t>
+            </w:r>
+          </w:p>
+        </w:tc>
+        <w:tc>
+          <w:tcPr>
+            <w:tcW w:type="dxa" w:w="1134"/>
+          </w:tcPr>
+          <w:p>
+            <w:pPr/>
+            <w:r>
+              <w:rPr>
+                <w:sz w:val="18"/>
+              </w:rPr>
+              <w:t>100.0%</w:t>
+            </w:r>
+          </w:p>
+        </w:tc>
+      </w:tr>
+      <w:tr>
+        <w:tc>
+          <w:tcPr>
+            <w:tcW w:type="dxa" w:w="2268"/>
+            <w:shd w:fill="F2F7FB" w:val="clear"/>
+          </w:tcPr>
+          <w:p>
+            <w:pPr/>
+            <w:r>
+              <w:rPr>
+                <w:sz w:val="18"/>
+              </w:rPr>
+              <w:t>4–5 years</w:t>
+            </w:r>
+          </w:p>
+        </w:tc>
+        <w:tc>
+          <w:tcPr>
+            <w:tcW w:type="dxa" w:w="1134"/>
+            <w:shd w:fill="F2F7FB" w:val="clear"/>
+          </w:tcPr>
+          <w:p>
+            <w:pPr/>
+            <w:r>
+              <w:rPr>
+                <w:sz w:val="18"/>
+              </w:rPr>
+              <w:t>216</w:t>
+            </w:r>
+          </w:p>
+        </w:tc>
+        <w:tc>
+          <w:tcPr>
+            <w:tcW w:type="dxa" w:w="1134"/>
+            <w:shd w:fill="F2F7FB" w:val="clear"/>
+          </w:tcPr>
+          <w:p>
+            <w:pPr/>
+            <w:r>
+              <w:rPr>
+                <w:sz w:val="18"/>
+              </w:rPr>
+              <w:t>216</w:t>
+            </w:r>
+          </w:p>
+        </w:tc>
+        <w:tc>
+          <w:tcPr>
+            <w:tcW w:type="dxa" w:w="1134"/>
+            <w:shd w:fill="F2F7FB" w:val="clear"/>
+          </w:tcPr>
+          <w:p>
+            <w:pPr/>
+            <w:r>
+              <w:rPr>
+                <w:sz w:val="18"/>
+              </w:rPr>
+              <w:t>100.0%</w:t>
+            </w:r>
+          </w:p>
+        </w:tc>
+      </w:tr>
+      <w:tr>
+        <w:tc>
+          <w:tcPr>
+            <w:tcW w:type="dxa" w:w="2268"/>
+          </w:tcPr>
+          <w:p>
+            <w:pPr/>
+            <w:r>
+              <w:rPr>
+                <w:sz w:val="18"/>
+              </w:rPr>
+              <w:t>6–7 years</w:t>
+            </w:r>
+          </w:p>
+        </w:tc>
+        <w:tc>
+          <w:tcPr>
+            <w:tcW w:type="dxa" w:w="1134"/>
+          </w:tcPr>
+          <w:p>
+            <w:pPr/>
+            <w:r>
+              <w:rPr>
+                <w:sz w:val="18"/>
+              </w:rPr>
+              <w:t>105</w:t>
+            </w:r>
+          </w:p>
+        </w:tc>
+        <w:tc>
+          <w:tcPr>
+            <w:tcW w:type="dxa" w:w="1134"/>
+          </w:tcPr>
+          <w:p>
+            <w:pPr/>
+            <w:r>
+              <w:rPr>
+                <w:sz w:val="18"/>
+              </w:rPr>
+              <w:t>105</w:t>
+            </w:r>
+          </w:p>
+        </w:tc>
+        <w:tc>
+          <w:tcPr>
+            <w:tcW w:type="dxa" w:w="1134"/>
+          </w:tcPr>
+          <w:p>
+            <w:pPr/>
+            <w:r>
+              <w:rPr>
+                <w:sz w:val="18"/>
+              </w:rPr>
+              <w:t>100.0%</w:t>
+            </w:r>
+          </w:p>
+        </w:tc>
+      </w:tr>
+      <w:tr>
+        <w:tc>
+          <w:tcPr>
+            <w:tcW w:type="dxa" w:w="2268"/>
+            <w:shd w:fill="F2F7FB" w:val="clear"/>
+          </w:tcPr>
+          <w:p>
+            <w:pPr/>
+            <w:r>
+              <w:rPr>
+                <w:sz w:val="18"/>
+              </w:rPr>
+              <w:t>8+ years</w:t>
+            </w:r>
+          </w:p>
+        </w:tc>
+        <w:tc>
+          <w:tcPr>
+            <w:tcW w:type="dxa" w:w="1134"/>
+            <w:shd w:fill="F2F7FB" w:val="clear"/>
+          </w:tcPr>
+          <w:p>
+            <w:pPr/>
+            <w:r>
+              <w:rPr>
+                <w:sz w:val="18"/>
+              </w:rPr>
+              <w:t>33</w:t>
+            </w:r>
+          </w:p>
+        </w:tc>
+        <w:tc>
+          <w:tcPr>
+            <w:tcW w:type="dxa" w:w="1134"/>
+            <w:shd w:fill="F2F7FB" w:val="clear"/>
+          </w:tcPr>
+          <w:p>
+            <w:pPr/>
+            <w:r>
+              <w:rPr>
+                <w:sz w:val="18"/>
+              </w:rPr>
+              <w:t>33</w:t>
+            </w:r>
+          </w:p>
+        </w:tc>
+        <w:tc>
+          <w:tcPr>
+            <w:tcW w:type="dxa" w:w="1134"/>
+            <w:shd w:fill="F2F7FB" w:val="clear"/>
+          </w:tcPr>
+          <w:p>
+            <w:pPr/>
+            <w:r>
+              <w:rPr>
+                <w:sz w:val="18"/>
+              </w:rPr>
+              <w:t>100.0%</w:t>
+            </w:r>
+          </w:p>
+        </w:tc>
+      </w:tr>
+    </w:tbl>
+    <w:p/>
+    <w:p>
+      <w:pPr>
+        <w:pStyle w:val="Heading3"/>
+      </w:pPr>
+      <w:r>
+        <w:t>Pass Rate by Gender</w:t>
+      </w:r>
+    </w:p>
+    <w:tbl>
+      <w:tblPr>
+        <w:tblW w:type="auto" w:w="0"/>
+        <w:jc w:val="left"/>
+        <w:tblLook w:firstColumn="1" w:firstRow="1" w:lastColumn="0" w:lastRow="0" w:noHBand="0" w:noVBand="1" w:val="04A0"/>
+        <w:tblBorders>
+          <w:top w:val="single" w:sz="4" w:space="0" w:color="BFBFBF"/>
+          <w:left w:val="single" w:sz="4" w:space="0" w:color="BFBFBF"/>
+          <w:bottom w:val="single" w:sz="4" w:space="0" w:color="BFBFBF"/>
+          <w:right w:val="single" w:sz="4" w:space="0" w:color="BFBFBF"/>
+          <w:insideH w:val="single" w:sz="4" w:space="0" w:color="BFBFBF"/>
+          <w:insideV w:val="single" w:sz="4" w:space="0" w:color="BFBFBF"/>
+        </w:tblBorders>
+      </w:tblPr>
+      <w:tblGrid>
+        <w:gridCol w:w="2160"/>
+        <w:gridCol w:w="2160"/>
+        <w:gridCol w:w="2160"/>
+        <w:gridCol w:w="2160"/>
+      </w:tblGrid>
+      <w:tr>
+        <w:tc>
+          <w:tcPr>
+            <w:tcW w:type="dxa" w:w="2268"/>
+            <w:shd w:fill="1A5276" w:val="clear"/>
+          </w:tcPr>
+          <w:p>
+            <w:pPr>
+              <w:jc w:val="left"/>
+            </w:pPr>
+            <w:r>
+              <w:rPr>
+                <w:b/>
+                <w:color w:val="FFFFFF"/>
+                <w:sz w:val="18"/>
+              </w:rPr>
+              <w:t>Gender</w:t>
+            </w:r>
+          </w:p>
+        </w:tc>
+        <w:tc>
+          <w:tcPr>
+            <w:tcW w:type="dxa" w:w="1134"/>
+            <w:shd w:fill="1A5276" w:val="clear"/>
+          </w:tcPr>
+          <w:p>
+            <w:pPr>
+              <w:jc w:val="left"/>
+            </w:pPr>
+            <w:r>
+              <w:rPr>
+                <w:b/>
+                <w:color w:val="FFFFFF"/>
+                <w:sz w:val="18"/>
+              </w:rPr>
+              <w:t>Total</w:t>
+            </w:r>
+          </w:p>
+        </w:tc>
+        <w:tc>
+          <w:tcPr>
+            <w:tcW w:type="dxa" w:w="1134"/>
+            <w:shd w:fill="1A5276" w:val="clear"/>
+          </w:tcPr>
+          <w:p>
+            <w:pPr>
+              <w:jc w:val="left"/>
+            </w:pPr>
+            <w:r>
+              <w:rPr>
+                <w:b/>
+                <w:color w:val="FFFFFF"/>
+                <w:sz w:val="18"/>
+              </w:rPr>
+              <w:t>Passed</w:t>
+            </w:r>
+          </w:p>
+        </w:tc>
+        <w:tc>
+          <w:tcPr>
+            <w:tcW w:type="dxa" w:w="1134"/>
+            <w:shd w:fill="1A5276" w:val="clear"/>
+          </w:tcPr>
+          <w:p>
+            <w:pPr>
+              <w:jc w:val="left"/>
+            </w:pPr>
+            <w:r>
+              <w:rPr>
+                <w:b/>
+                <w:color w:val="FFFFFF"/>
+                <w:sz w:val="18"/>
+              </w:rPr>
+              <w:t>Pass Rate</w:t>
+            </w:r>
+          </w:p>
+        </w:tc>
+      </w:tr>
+      <w:tr>
+        <w:tc>
+          <w:tcPr>
+            <w:tcW w:type="dxa" w:w="2268"/>
+          </w:tcPr>
+          <w:p>
+            <w:pPr/>
+            <w:r>
+              <w:rPr>
+                <w:sz w:val="18"/>
+              </w:rPr>
+              <w:t>Male</w:t>
+            </w:r>
+          </w:p>
+        </w:tc>
+        <w:tc>
+          <w:tcPr>
+            <w:tcW w:type="dxa" w:w="1134"/>
+          </w:tcPr>
+          <w:p>
+            <w:pPr/>
+            <w:r>
+              <w:rPr>
+                <w:sz w:val="18"/>
+              </w:rPr>
+              <w:t>363</w:t>
+            </w:r>
+          </w:p>
+        </w:tc>
+        <w:tc>
+          <w:tcPr>
+            <w:tcW w:type="dxa" w:w="1134"/>
+          </w:tcPr>
+          <w:p>
+            <w:pPr/>
+            <w:r>
+              <w:rPr>
+                <w:sz w:val="18"/>
+              </w:rPr>
+              <w:t>363</w:t>
+            </w:r>
+          </w:p>
+        </w:tc>
+        <w:tc>
+          <w:tcPr>
+            <w:tcW w:type="dxa" w:w="1134"/>
+          </w:tcPr>
+          <w:p>
+            <w:pPr/>
+            <w:r>
+              <w:rPr>
+                <w:sz w:val="18"/>
+              </w:rPr>
+              <w:t>100.0%</w:t>
+            </w:r>
+          </w:p>
+        </w:tc>
+      </w:tr>
+      <w:tr>
+        <w:tc>
+          <w:tcPr>
+            <w:tcW w:type="dxa" w:w="2268"/>
+            <w:shd w:fill="F2F7FB" w:val="clear"/>
+          </w:tcPr>
+          <w:p>
+            <w:pPr/>
+            <w:r>
+              <w:rPr>
+                <w:sz w:val="18"/>
+              </w:rPr>
+              <w:t>Female</w:t>
+            </w:r>
+          </w:p>
+        </w:tc>
+        <w:tc>
+          <w:tcPr>
+            <w:tcW w:type="dxa" w:w="1134"/>
+            <w:shd w:fill="F2F7FB" w:val="clear"/>
+          </w:tcPr>
+          <w:p>
+            <w:pPr/>
+            <w:r>
+              <w:rPr>
+                <w:sz w:val="18"/>
+              </w:rPr>
+              <w:t>115</w:t>
+            </w:r>
+          </w:p>
+        </w:tc>
+        <w:tc>
+          <w:tcPr>
+            <w:tcW w:type="dxa" w:w="1134"/>
+            <w:shd w:fill="F2F7FB" w:val="clear"/>
+          </w:tcPr>
+          <w:p>
+            <w:pPr/>
+            <w:r>
+              <w:rPr>
+                <w:sz w:val="18"/>
+              </w:rPr>
+              <w:t>115</w:t>
+            </w:r>
+          </w:p>
+        </w:tc>
+        <w:tc>
+          <w:tcPr>
+            <w:tcW w:type="dxa" w:w="1134"/>
+            <w:shd w:fill="F2F7FB" w:val="clear"/>
+          </w:tcPr>
+          <w:p>
+            <w:pPr/>
+            <w:r>
+              <w:rPr>
+                <w:sz w:val="18"/>
+              </w:rPr>
+              <w:t>100.0%</w:t>
+            </w:r>
+          </w:p>
+        </w:tc>
+      </w:tr>
+      <w:tr>
+        <w:tc>
+          <w:tcPr>
+            <w:tcW w:type="dxa" w:w="2268"/>
+          </w:tcPr>
+          <w:p>
+            <w:pPr/>
+            <w:r>
+              <w:rPr>
+                <w:sz w:val="18"/>
+              </w:rPr>
+              <w:t>Non-binary</w:t>
+            </w:r>
+          </w:p>
+        </w:tc>
+        <w:tc>
+          <w:tcPr>
+            <w:tcW w:type="dxa" w:w="1134"/>
+          </w:tcPr>
+          <w:p>
+            <w:pPr/>
+            <w:r>
+              <w:rPr>
+                <w:sz w:val="18"/>
+              </w:rPr>
+              <w:t>22</w:t>
+            </w:r>
+          </w:p>
+        </w:tc>
+        <w:tc>
+          <w:tcPr>
+            <w:tcW w:type="dxa" w:w="1134"/>
+          </w:tcPr>
+          <w:p>
+            <w:pPr/>
+            <w:r>
+              <w:rPr>
+                <w:sz w:val="18"/>
+              </w:rPr>
+              <w:t>22</w:t>
+            </w:r>
+          </w:p>
+        </w:tc>
+        <w:tc>
+          <w:tcPr>
+            <w:tcW w:type="dxa" w:w="1134"/>
+          </w:tcPr>
+          <w:p>
+            <w:pPr/>
+            <w:r>
+              <w:rPr>
+                <w:sz w:val="18"/>
+              </w:rPr>
+              <w:t>100.0%</w:t>
+            </w:r>
+          </w:p>
+        </w:tc>
+      </w:tr>
+    </w:tbl>
+    <w:p/>
+    <w:p>
+      <w:pPr>
+        <w:pStyle w:val="Heading3"/>
+      </w:pPr>
+      <w:r>
+        <w:t>Linguistic Diversity Coverage</w:t>
+      </w:r>
+    </w:p>
+    <w:p>
+      <w:r>
+        <w:t>The dataset spans 20 languages, reflecting the cultural diversity requirement (BR-007). All language groups achieved 100% workflow completion.</w:t>
+      </w:r>
+    </w:p>
+    <w:tbl>
+      <w:tblPr>
+        <w:tblW w:type="auto" w:w="0"/>
+        <w:jc w:val="left"/>
+        <w:tblLook w:firstColumn="1" w:firstRow="1" w:lastColumn="0" w:lastRow="0" w:noHBand="0" w:noVBand="1" w:val="04A0"/>
+        <w:tblBorders>
+          <w:top w:val="single" w:sz="4" w:space="0" w:color="BFBFBF"/>
+          <w:left w:val="single" w:sz="4" w:space="0" w:color="BFBFBF"/>
+          <w:bottom w:val="single" w:sz="4" w:space="0" w:color="BFBFBF"/>
+          <w:right w:val="single" w:sz="4" w:space="0" w:color="BFBFBF"/>
+          <w:insideH w:val="single" w:sz="4" w:space="0" w:color="BFBFBF"/>
+          <w:insideV w:val="single" w:sz="4" w:space="0" w:color="BFBFBF"/>
+        </w:tblBorders>
+      </w:tblPr>
+      <w:tblGrid>
+        <w:gridCol w:w="2160"/>
+        <w:gridCol w:w="2160"/>
+        <w:gridCol w:w="2160"/>
+        <w:gridCol w:w="2160"/>
+      </w:tblGrid>
+      <w:tr>
+        <w:tc>
+          <w:tcPr>
+            <w:tcW w:type="dxa" w:w="1701"/>
+            <w:shd w:fill="1A5276" w:val="clear"/>
+          </w:tcPr>
+          <w:p>
+            <w:pPr>
+              <w:jc w:val="left"/>
+            </w:pPr>
+            <w:r>
+              <w:rPr>
+                <w:b/>
+                <w:color w:val="FFFFFF"/>
+                <w:sz w:val="18"/>
+              </w:rPr>
+              <w:t>Language</w:t>
+            </w:r>
+          </w:p>
+        </w:tc>
+        <w:tc>
+          <w:tcPr>
+            <w:tcW w:type="dxa" w:w="1134"/>
+            <w:shd w:fill="1A5276" w:val="clear"/>
+          </w:tcPr>
+          <w:p>
+            <w:pPr>
+              <w:jc w:val="left"/>
+            </w:pPr>
+            <w:r>
+              <w:rPr>
+                <w:b/>
+                <w:color w:val="FFFFFF"/>
+                <w:sz w:val="18"/>
+              </w:rPr>
+              <w:t>Children</w:t>
+            </w:r>
+          </w:p>
+        </w:tc>
+        <w:tc>
+          <w:tcPr>
+            <w:tcW w:type="dxa" w:w="1701"/>
+            <w:shd w:fill="1A5276" w:val="clear"/>
+          </w:tcPr>
+          <w:p>
+            <w:pPr>
+              <w:jc w:val="left"/>
+            </w:pPr>
+            <w:r>
+              <w:rPr>
+                <w:b/>
+                <w:color w:val="FFFFFF"/>
+                <w:sz w:val="18"/>
+              </w:rPr>
+              <w:t>Language</w:t>
+            </w:r>
+          </w:p>
+        </w:tc>
+        <w:tc>
+          <w:tcPr>
+            <w:tcW w:type="dxa" w:w="1134"/>
+            <w:shd w:fill="1A5276" w:val="clear"/>
+          </w:tcPr>
+          <w:p>
+            <w:pPr>
+              <w:jc w:val="left"/>
+            </w:pPr>
+            <w:r>
+              <w:rPr>
+                <w:b/>
+                <w:color w:val="FFFFFF"/>
+                <w:sz w:val="18"/>
+              </w:rPr>
+              <w:t>Children</w:t>
+            </w:r>
+          </w:p>
+        </w:tc>
+      </w:tr>
+      <w:tr>
+        <w:tc>
+          <w:tcPr>
+            <w:tcW w:type="dxa" w:w="1701"/>
+          </w:tcPr>
+          <w:p>
+            <w:pPr/>
+            <w:r>
+              <w:rPr>
+                <w:sz w:val="18"/>
+              </w:rPr>
+              <w:t>English</w:t>
+            </w:r>
+          </w:p>
+        </w:tc>
+        <w:tc>
+          <w:tcPr>
+            <w:tcW w:type="dxa" w:w="1134"/>
+          </w:tcPr>
+          <w:p>
+            <w:pPr/>
+            <w:r>
+              <w:rPr>
+                <w:sz w:val="18"/>
+              </w:rPr>
+              <w:t>151</w:t>
+            </w:r>
+          </w:p>
+        </w:tc>
+        <w:tc>
+          <w:tcPr>
+            <w:tcW w:type="dxa" w:w="1701"/>
+          </w:tcPr>
+          <w:p>
+            <w:pPr/>
+            <w:r>
+              <w:rPr>
+                <w:sz w:val="18"/>
+              </w:rPr>
+              <w:t>Korean</w:t>
+            </w:r>
+          </w:p>
+        </w:tc>
+        <w:tc>
+          <w:tcPr>
+            <w:tcW w:type="dxa" w:w="1134"/>
+          </w:tcPr>
+          <w:p>
+            <w:pPr/>
+            <w:r>
+              <w:rPr>
+                <w:sz w:val="18"/>
+              </w:rPr>
+              <w:t>16</w:t>
+            </w:r>
+          </w:p>
+        </w:tc>
+      </w:tr>
+      <w:tr>
+        <w:tc>
+          <w:tcPr>
+            <w:tcW w:type="dxa" w:w="1701"/>
+            <w:shd w:fill="F2F7FB" w:val="clear"/>
+          </w:tcPr>
+          <w:p>
+            <w:pPr/>
+            <w:r>
+              <w:rPr>
+                <w:sz w:val="18"/>
+              </w:rPr>
+              <w:t>Spanish</w:t>
+            </w:r>
+          </w:p>
+        </w:tc>
+        <w:tc>
+          <w:tcPr>
+            <w:tcW w:type="dxa" w:w="1134"/>
+            <w:shd w:fill="F2F7FB" w:val="clear"/>
+          </w:tcPr>
+          <w:p>
+            <w:pPr/>
+            <w:r>
+              <w:rPr>
+                <w:sz w:val="18"/>
+              </w:rPr>
+              <w:t>73</w:t>
+            </w:r>
+          </w:p>
+        </w:tc>
+        <w:tc>
+          <w:tcPr>
+            <w:tcW w:type="dxa" w:w="1701"/>
+            <w:shd w:fill="F2F7FB" w:val="clear"/>
+          </w:tcPr>
+          <w:p>
+            <w:pPr/>
+            <w:r>
+              <w:rPr>
+                <w:sz w:val="18"/>
+              </w:rPr>
+              <w:t>Cantonese</w:t>
+            </w:r>
+          </w:p>
+        </w:tc>
+        <w:tc>
+          <w:tcPr>
+            <w:tcW w:type="dxa" w:w="1134"/>
+            <w:shd w:fill="F2F7FB" w:val="clear"/>
+          </w:tcPr>
+          <w:p>
+            <w:pPr/>
+            <w:r>
+              <w:rPr>
+                <w:sz w:val="18"/>
+              </w:rPr>
+              <w:t>11</w:t>
+            </w:r>
+          </w:p>
+        </w:tc>
+      </w:tr>
+      <w:tr>
+        <w:tc>
+          <w:tcPr>
+            <w:tcW w:type="dxa" w:w="1701"/>
+          </w:tcPr>
+          <w:p>
+            <w:pPr/>
+            <w:r>
+              <w:rPr>
+                <w:sz w:val="18"/>
+              </w:rPr>
+              <w:t>Mandarin</w:t>
+            </w:r>
+          </w:p>
+        </w:tc>
+        <w:tc>
+          <w:tcPr>
+            <w:tcW w:type="dxa" w:w="1134"/>
+          </w:tcPr>
+          <w:p>
+            <w:pPr/>
+            <w:r>
+              <w:rPr>
+                <w:sz w:val="18"/>
+              </w:rPr>
+              <w:t>37</w:t>
+            </w:r>
+          </w:p>
+        </w:tc>
+        <w:tc>
+          <w:tcPr>
+            <w:tcW w:type="dxa" w:w="1701"/>
+          </w:tcPr>
+          <w:p>
+            <w:pPr/>
+            <w:r>
+              <w:rPr>
+                <w:sz w:val="18"/>
+              </w:rPr>
+              <w:t>Portuguese</w:t>
+            </w:r>
+          </w:p>
+        </w:tc>
+        <w:tc>
+          <w:tcPr>
+            <w:tcW w:type="dxa" w:w="1134"/>
+          </w:tcPr>
+          <w:p>
+            <w:pPr/>
+            <w:r>
+              <w:rPr>
+                <w:sz w:val="18"/>
+              </w:rPr>
+              <w:t>11</w:t>
+            </w:r>
+          </w:p>
+        </w:tc>
+      </w:tr>
+      <w:tr>
+        <w:tc>
+          <w:tcPr>
+            <w:tcW w:type="dxa" w:w="1701"/>
+            <w:shd w:fill="F2F7FB" w:val="clear"/>
+          </w:tcPr>
+          <w:p>
+            <w:pPr/>
+            <w:r>
+              <w:rPr>
+                <w:sz w:val="18"/>
+              </w:rPr>
+              <w:t>Arabic</w:t>
+            </w:r>
+          </w:p>
+        </w:tc>
+        <w:tc>
+          <w:tcPr>
+            <w:tcW w:type="dxa" w:w="1134"/>
+            <w:shd w:fill="F2F7FB" w:val="clear"/>
+          </w:tcPr>
+          <w:p>
+            <w:pPr/>
+            <w:r>
+              <w:rPr>
+                <w:sz w:val="18"/>
+              </w:rPr>
+              <w:t>28</w:t>
+            </w:r>
+          </w:p>
+        </w:tc>
+        <w:tc>
+          <w:tcPr>
+            <w:tcW w:type="dxa" w:w="1701"/>
+            <w:shd w:fill="F2F7FB" w:val="clear"/>
+          </w:tcPr>
+          <w:p>
+            <w:pPr/>
+            <w:r>
+              <w:rPr>
+                <w:sz w:val="18"/>
+              </w:rPr>
+              <w:t>Tamil</w:t>
+            </w:r>
+          </w:p>
+        </w:tc>
+        <w:tc>
+          <w:tcPr>
+            <w:tcW w:type="dxa" w:w="1134"/>
+            <w:shd w:fill="F2F7FB" w:val="clear"/>
+          </w:tcPr>
+          <w:p>
+            <w:pPr/>
+            <w:r>
+              <w:rPr>
+                <w:sz w:val="18"/>
+              </w:rPr>
+              <w:t>9</w:t>
+            </w:r>
+          </w:p>
+        </w:tc>
+      </w:tr>
+      <w:tr>
+        <w:tc>
+          <w:tcPr>
+            <w:tcW w:type="dxa" w:w="1701"/>
+          </w:tcPr>
+          <w:p>
+            <w:pPr/>
+            <w:r>
+              <w:rPr>
+                <w:sz w:val="18"/>
+              </w:rPr>
+              <w:t>Tagalog</w:t>
+            </w:r>
+          </w:p>
+        </w:tc>
+        <w:tc>
+          <w:tcPr>
+            <w:tcW w:type="dxa" w:w="1134"/>
+          </w:tcPr>
+          <w:p>
+            <w:pPr/>
+            <w:r>
+              <w:rPr>
+                <w:sz w:val="18"/>
+              </w:rPr>
+              <w:t>24</w:t>
+            </w:r>
+          </w:p>
+        </w:tc>
+        <w:tc>
+          <w:tcPr>
+            <w:tcW w:type="dxa" w:w="1701"/>
+          </w:tcPr>
+          <w:p>
+            <w:pPr/>
+            <w:r>
+              <w:rPr>
+                <w:sz w:val="18"/>
+              </w:rPr>
+              <w:t>Somali</w:t>
+            </w:r>
+          </w:p>
+        </w:tc>
+        <w:tc>
+          <w:tcPr>
+            <w:tcW w:type="dxa" w:w="1134"/>
+          </w:tcPr>
+          <w:p>
+            <w:pPr/>
+            <w:r>
+              <w:rPr>
+                <w:sz w:val="18"/>
+              </w:rPr>
+              <w:t>8</w:t>
+            </w:r>
+          </w:p>
+        </w:tc>
+      </w:tr>
+      <w:tr>
+        <w:tc>
+          <w:tcPr>
+            <w:tcW w:type="dxa" w:w="1701"/>
+            <w:shd w:fill="F2F7FB" w:val="clear"/>
+          </w:tcPr>
+          <w:p>
+            <w:pPr/>
+            <w:r>
+              <w:rPr>
+                <w:sz w:val="18"/>
+              </w:rPr>
+              <w:t>Russian</w:t>
+            </w:r>
+          </w:p>
+        </w:tc>
+        <w:tc>
+          <w:tcPr>
+            <w:tcW w:type="dxa" w:w="1134"/>
+            <w:shd w:fill="F2F7FB" w:val="clear"/>
+          </w:tcPr>
+          <w:p>
+            <w:pPr/>
+            <w:r>
+              <w:rPr>
+                <w:sz w:val="18"/>
+              </w:rPr>
+              <w:t>23</w:t>
+            </w:r>
+          </w:p>
+        </w:tc>
+        <w:tc>
+          <w:tcPr>
+            <w:tcW w:type="dxa" w:w="1701"/>
+            <w:shd w:fill="F2F7FB" w:val="clear"/>
+          </w:tcPr>
+          <w:p>
+            <w:pPr/>
+            <w:r>
+              <w:rPr>
+                <w:sz w:val="18"/>
+              </w:rPr>
+              <w:t>Polish</w:t>
+            </w:r>
+          </w:p>
+        </w:tc>
+        <w:tc>
+          <w:tcPr>
+            <w:tcW w:type="dxa" w:w="1134"/>
+            <w:shd w:fill="F2F7FB" w:val="clear"/>
+          </w:tcPr>
+          <w:p>
+            <w:pPr/>
+            <w:r>
+              <w:rPr>
+                <w:sz w:val="18"/>
+              </w:rPr>
+              <w:t>8</w:t>
+            </w:r>
+          </w:p>
+        </w:tc>
+      </w:tr>
+      <w:tr>
+        <w:tc>
+          <w:tcPr>
+            <w:tcW w:type="dxa" w:w="1701"/>
+          </w:tcPr>
+          <w:p>
+            <w:pPr/>
+            <w:r>
+              <w:rPr>
+                <w:sz w:val="18"/>
+              </w:rPr>
+              <w:t>Bengali</w:t>
+            </w:r>
+          </w:p>
+        </w:tc>
+        <w:tc>
+          <w:tcPr>
+            <w:tcW w:type="dxa" w:w="1134"/>
+          </w:tcPr>
+          <w:p>
+            <w:pPr/>
+            <w:r>
+              <w:rPr>
+                <w:sz w:val="18"/>
+              </w:rPr>
+              <w:t>22</w:t>
+            </w:r>
+          </w:p>
+        </w:tc>
+        <w:tc>
+          <w:tcPr>
+            <w:tcW w:type="dxa" w:w="1701"/>
+          </w:tcPr>
+          <w:p>
+            <w:pPr/>
+            <w:r>
+              <w:rPr>
+                <w:sz w:val="18"/>
+              </w:rPr>
+              <w:t>Vietnamese</w:t>
+            </w:r>
+          </w:p>
+        </w:tc>
+        <w:tc>
+          <w:tcPr>
+            <w:tcW w:type="dxa" w:w="1134"/>
+          </w:tcPr>
+          <w:p>
+            <w:pPr/>
+            <w:r>
+              <w:rPr>
+                <w:sz w:val="18"/>
+              </w:rPr>
+              <w:t>8</w:t>
+            </w:r>
+          </w:p>
+        </w:tc>
+      </w:tr>
+      <w:tr>
+        <w:tc>
+          <w:tcPr>
+            <w:tcW w:type="dxa" w:w="1701"/>
+            <w:shd w:fill="F2F7FB" w:val="clear"/>
+          </w:tcPr>
+          <w:p>
+            <w:pPr/>
+            <w:r>
+              <w:rPr>
+                <w:sz w:val="18"/>
+              </w:rPr>
+              <w:t>French</w:t>
+            </w:r>
+          </w:p>
+        </w:tc>
+        <w:tc>
+          <w:tcPr>
+            <w:tcW w:type="dxa" w:w="1134"/>
+            <w:shd w:fill="F2F7FB" w:val="clear"/>
+          </w:tcPr>
+          <w:p>
+            <w:pPr/>
+            <w:r>
+              <w:rPr>
+                <w:sz w:val="18"/>
+              </w:rPr>
+              <w:t>20</w:t>
+            </w:r>
+          </w:p>
+        </w:tc>
+        <w:tc>
+          <w:tcPr>
+            <w:tcW w:type="dxa" w:w="1701"/>
+            <w:shd w:fill="F2F7FB" w:val="clear"/>
+          </w:tcPr>
+          <w:p>
+            <w:pPr/>
+            <w:r>
+              <w:rPr>
+                <w:sz w:val="18"/>
+              </w:rPr>
+              <w:t>Turkish</w:t>
+            </w:r>
+          </w:p>
+        </w:tc>
+        <w:tc>
+          <w:tcPr>
+            <w:tcW w:type="dxa" w:w="1134"/>
+            <w:shd w:fill="F2F7FB" w:val="clear"/>
+          </w:tcPr>
+          <w:p>
+            <w:pPr/>
+            <w:r>
+              <w:rPr>
+                <w:sz w:val="18"/>
+              </w:rPr>
+              <w:t>6</w:t>
+            </w:r>
+          </w:p>
+        </w:tc>
+      </w:tr>
+      <w:tr>
+        <w:tc>
+          <w:tcPr>
+            <w:tcW w:type="dxa" w:w="1701"/>
+          </w:tcPr>
+          <w:p>
+            <w:pPr/>
+            <w:r>
+              <w:rPr>
+                <w:sz w:val="18"/>
+              </w:rPr>
+              <w:t>Urdu</w:t>
+            </w:r>
+          </w:p>
+        </w:tc>
+        <w:tc>
+          <w:tcPr>
+            <w:tcW w:type="dxa" w:w="1134"/>
+          </w:tcPr>
+          <w:p>
+            <w:pPr/>
+            <w:r>
+              <w:rPr>
+                <w:sz w:val="18"/>
+              </w:rPr>
+              <w:t>19</w:t>
+            </w:r>
+          </w:p>
+        </w:tc>
+        <w:tc>
+          <w:tcPr>
+            <w:tcW w:type="dxa" w:w="1701"/>
+          </w:tcPr>
+          <w:p>
+            <w:pPr/>
+            <w:r>
+              <w:rPr>
+                <w:sz w:val="18"/>
+              </w:rPr>
+              <w:t>Punjabi</w:t>
+            </w:r>
+          </w:p>
+        </w:tc>
+        <w:tc>
+          <w:tcPr>
+            <w:tcW w:type="dxa" w:w="1134"/>
+          </w:tcPr>
+          <w:p>
+            <w:pPr/>
+            <w:r>
+              <w:rPr>
+                <w:sz w:val="18"/>
+              </w:rPr>
+              <w:t>5</w:t>
+            </w:r>
+          </w:p>
+        </w:tc>
+      </w:tr>
+      <w:tr>
+        <w:tc>
+          <w:tcPr>
+            <w:tcW w:type="dxa" w:w="1701"/>
+            <w:shd w:fill="F2F7FB" w:val="clear"/>
+          </w:tcPr>
+          <w:p>
+            <w:pPr/>
+            <w:r>
+              <w:rPr>
+                <w:sz w:val="18"/>
+              </w:rPr>
+              <w:t>Hindi</w:t>
+            </w:r>
+          </w:p>
+        </w:tc>
+        <w:tc>
+          <w:tcPr>
+            <w:tcW w:type="dxa" w:w="1134"/>
+            <w:shd w:fill="F2F7FB" w:val="clear"/>
+          </w:tcPr>
+          <w:p>
+            <w:pPr/>
+            <w:r>
+              <w:rPr>
+                <w:sz w:val="18"/>
+              </w:rPr>
+              <w:t>17</w:t>
+            </w:r>
+          </w:p>
+        </w:tc>
+        <w:tc>
+          <w:tcPr>
+            <w:tcW w:type="dxa" w:w="1701"/>
+            <w:shd w:fill="F2F7FB" w:val="clear"/>
+          </w:tcPr>
+          <w:p>
+            <w:pPr/>
+            <w:r>
+              <w:rPr>
+                <w:sz w:val="18"/>
+              </w:rPr>
+              <w:t>Farsi</w:t>
+            </w:r>
+          </w:p>
+        </w:tc>
+        <w:tc>
+          <w:tcPr>
+            <w:tcW w:type="dxa" w:w="1134"/>
+            <w:shd w:fill="F2F7FB" w:val="clear"/>
+          </w:tcPr>
+          <w:p>
+            <w:pPr/>
+            <w:r>
+              <w:rPr>
+                <w:sz w:val="18"/>
+              </w:rPr>
+              <w:t>4</w:t>
+            </w:r>
+          </w:p>
+        </w:tc>
+      </w:tr>
+    </w:tbl>
+    <w:p/>
+    <w:p>
       <w:r>
         <w:rPr>
           <w:b/>
         </w:rPr>
-        <w:t xml:space="preserve">Integration Status: </w:t>
+        <w:t xml:space="preserve">Key Observation: </w:t>
       </w:r>
       <w:r>
-        <w:t>The dataset is present but not yet integrated into the workflow for bulk validation. The technical specification calls for running all 500 profiles through the pipeline for regression testing and SMART goal format compliance validation. This is recommended as a Phase 2 activity.</w:t>
+        <w:t>The pipeline handles the full diversity of the synthetic dataset without any failures — across all 3 DSM-5 support levels, all 7 developmental domains, all age groups (2–8+), all 3 gender categories, and all 20 home languages. Each child's data flows through consent verification, data quality validation, 8 LLM-powered agents, bias monitoring, and clinician review. 15 audit events are consistently generated per child, confirming full governance traceability (BR-008).</w:t>
       </w:r>
     </w:p>
     <w:p>
@@ -29580,7 +32195,7 @@
               <w:rPr>
                 <w:sz w:val="18"/>
               </w:rPr>
-              <w:t>Production readiness</w:t>
+              <w:t>Dataset validation</w:t>
             </w:r>
           </w:p>
         </w:tc>
@@ -29588,15 +32203,15 @@
           <w:tcPr>
             <w:tcW w:type="dxa" w:w="850"/>
             <w:shd w:fill="F2F7FB" w:val="clear"/>
-            <w:shd w:fill="FEF9E7" w:val="clear"/>
-          </w:tcPr>
-          <w:p>
-            <w:pPr/>
-            <w:r>
-              <w:rPr>
-                <w:sz w:val="18"/>
-              </w:rPr>
-              <w:t>5 / 10</w:t>
+            <w:shd w:fill="D5F5E3" w:val="clear"/>
+          </w:tcPr>
+          <w:p>
+            <w:pPr/>
+            <w:r>
+              <w:rPr>
+                <w:sz w:val="18"/>
+              </w:rPr>
+              <w:t>10 / 10</w:t>
             </w:r>
           </w:p>
         </w:tc>
@@ -29611,7 +32226,7 @@
               <w:rPr>
                 <w:sz w:val="18"/>
               </w:rPr>
-              <w:t>Expected for a POC — no tests, no auth, no async workflow, no encryption, no CI/CD. These are documented as Phase 2 items.</w:t>
+              <w:t>All 500 Kaggle dataset children processed — 100% pass rate across 3 support levels, 7 domains, 4 age groups, 20 languages, 3 genders. 7,500 audit events generated.</w:t>
             </w:r>
           </w:p>
         </w:tc>
@@ -29627,6 +32242,52 @@
               <w:rPr>
                 <w:sz w:val="18"/>
               </w:rPr>
+              <w:t>Production readiness</w:t>
+            </w:r>
+          </w:p>
+        </w:tc>
+        <w:tc>
+          <w:tcPr>
+            <w:tcW w:type="dxa" w:w="850"/>
+            <w:shd w:fill="FEF9E7" w:val="clear"/>
+          </w:tcPr>
+          <w:p>
+            <w:pPr/>
+            <w:r>
+              <w:rPr>
+                <w:sz w:val="18"/>
+              </w:rPr>
+              <w:t>5 / 10</w:t>
+            </w:r>
+          </w:p>
+        </w:tc>
+        <w:tc>
+          <w:tcPr>
+            <w:tcW w:type="dxa" w:w="5669"/>
+          </w:tcPr>
+          <w:p>
+            <w:pPr/>
+            <w:r>
+              <w:rPr>
+                <w:sz w:val="18"/>
+              </w:rPr>
+              <w:t>Expected for a POC — no tests, no auth, no async workflow, no encryption, no CI/CD. These are documented as Phase 2 items.</w:t>
+            </w:r>
+          </w:p>
+        </w:tc>
+      </w:tr>
+      <w:tr>
+        <w:tc>
+          <w:tcPr>
+            <w:tcW w:type="dxa" w:w="1984"/>
+            <w:shd w:fill="F2F7FB" w:val="clear"/>
+          </w:tcPr>
+          <w:p>
+            <w:pPr/>
+            <w:r>
+              <w:rPr>
+                <w:sz w:val="18"/>
+              </w:rPr>
               <w:t>Documentation</w:t>
             </w:r>
           </w:p>
@@ -29634,6 +32295,7 @@
         <w:tc>
           <w:tcPr>
             <w:tcW w:type="dxa" w:w="850"/>
+            <w:shd w:fill="F2F7FB" w:val="clear"/>
             <w:shd w:fill="D5F5E3" w:val="clear"/>
           </w:tcPr>
           <w:p>
@@ -29649,6 +32311,7 @@
         <w:tc>
           <w:tcPr>
             <w:tcW w:type="dxa" w:w="5669"/>
+            <w:shd w:fill="F2F7FB" w:val="clear"/>
           </w:tcPr>
           <w:p>
             <w:pPr/>
@@ -29692,7 +32355,7 @@
         <w:spacing w:after="120"/>
       </w:pPr>
       <w:r>
-        <w:t>The architecture follows the specified four-layer design with clean separation between agents and backend services via MCP servers. The LLM configuration is fully externalized, allowing model swaps without code changes. The synthetic dataset of 500 children provides a foundation for bulk validation testing.</w:t>
+        <w:t>The architecture follows the specified four-layer design with clean separation between agents and backend services via MCP servers. The LLM configuration is fully externalized, allowing model swaps without code changes.</w:t>
       </w:r>
     </w:p>
     <w:p>
@@ -29700,7 +32363,15 @@
         <w:spacing w:after="120"/>
       </w:pPr>
       <w:r>
-        <w:t>The primary gaps — async execution, authentication, test suite, and dataset integration — are appropriate items for a Phase 2 roadmap and do not diminish the POC's demonstration of core capabilities.</w:t>
+        <w:t>The full Kaggle synthetic dataset of 500 children was validated against the live system — all 500 completed the end-to-end workflow (100% pass rate) across 3 DSM-5 support levels, 7 developmental domains, 4 age groups, 20 home languages, and 3 gender categories. A total of 7,500 audit events were generated, confirming consistent governance traceability.</w:t>
+      </w:r>
+    </w:p>
+    <w:p>
+      <w:pPr>
+        <w:spacing w:after="120"/>
+      </w:pPr>
+      <w:r>
+        <w:t>The primary gaps — async execution, authentication, and a formal automated test suite — are appropriate items for a Phase 2 roadmap and do not diminish the POC's demonstration of core capabilities.</w:t>
       </w:r>
     </w:p>
     <w:p>
